--- a/Rodrigo/Vue/Rodrigo Fernandez.docx
+++ b/Rodrigo/Vue/Rodrigo Fernandez.docx
@@ -38,19 +38,7 @@
           <w:sz w:val="48"/>
           <w:szCs w:val="48"/>
         </w:rPr>
-        <w:t xml:space="preserve"> Fe</w:t>
-      </w:r>
-      <w:bookmarkStart w:id="0" w:name="_GoBack"/>
-      <w:bookmarkEnd w:id="0"/>
-      <w:r>
-        <w:rPr>
-          <w:b/>
-          <w:bCs/>
-          <w:kern w:val="36"/>
-          <w:sz w:val="48"/>
-          <w:szCs w:val="48"/>
-        </w:rPr>
-        <w:t>rn</w:t>
+        <w:t xml:space="preserve"> Fern</w:t>
       </w:r>
       <w:r>
         <w:rPr>
@@ -139,13 +127,15 @@
         <w:rPr>
           <w:szCs w:val="24"/>
         </w:rPr>
-        <w:t>www.linkedin.com/in/rodrigobermejo-fernández-9a5a0664</w:t>
-      </w:r>
-      <w:r>
-        <w:rPr>
-          <w:szCs w:val="24"/>
-        </w:rPr>
-        <w:t xml:space="preserve"> | </w:t>
+        <w:t>https://www.linkedin.com/in/rodrigo-bermejo-fern%C3%A1ndez-9a5a0664/</w:t>
+      </w:r>
+      <w:bookmarkStart w:id="0" w:name="_GoBack"/>
+      <w:bookmarkEnd w:id="0"/>
+      <w:r>
+        <w:rPr>
+          <w:szCs w:val="24"/>
+        </w:rPr>
+        <w:t xml:space="preserve">| </w:t>
       </w:r>
       <w:r>
         <w:rPr>

--- a/Rodrigo/Vue/Rodrigo Fernandez.docx
+++ b/Rodrigo/Vue/Rodrigo Fernandez.docx
@@ -103,46 +103,15 @@
           <w:szCs w:val="24"/>
         </w:rPr>
         <w:br/>
-        <w:t xml:space="preserve">Katy, Texas </w:t>
-      </w:r>
-      <w:r>
-        <w:rPr>
-          <w:szCs w:val="24"/>
-        </w:rPr>
-        <w:t xml:space="preserve">| </w:t>
-      </w:r>
-      <w:r>
-        <w:rPr>
-          <w:szCs w:val="24"/>
-        </w:rPr>
-        <w:t>+1 (407) 801-1287</w:t>
-      </w:r>
-      <w:r>
-        <w:rPr>
-          <w:szCs w:val="24"/>
-        </w:rPr>
-        <w:t xml:space="preserve"> | </w:t>
-      </w:r>
-      <w:r>
-        <w:rPr>
-          <w:szCs w:val="24"/>
-        </w:rPr>
-        <w:t>https://www.linkedin.com/in/rodrigo-bermejo-fern%C3%A1ndez-9a5a0664/</w:t>
+      </w:r>
+      <w:r>
+        <w:rPr>
+          <w:szCs w:val="24"/>
+        </w:rPr>
+        <w:t>Katy, Texas | +1 (430) 279-2231| https://www.linkedin.com/in/rodrigo-bermejo-fern%C3%A1ndez-9a5a0664/| rodrigobfdev@gmail.com</w:t>
       </w:r>
       <w:bookmarkStart w:id="0" w:name="_GoBack"/>
       <w:bookmarkEnd w:id="0"/>
-      <w:r>
-        <w:rPr>
-          <w:szCs w:val="24"/>
-        </w:rPr>
-        <w:t xml:space="preserve">| </w:t>
-      </w:r>
-      <w:r>
-        <w:rPr>
-          <w:szCs w:val="24"/>
-        </w:rPr>
-        <w:t>rodrigobfdev@gmail.com</w:t>
-      </w:r>
     </w:p>
     <w:p>
       <w:pPr>
